--- a/Resumo_CTG_Serenidade_Lab.docx
+++ b/Resumo_CTG_Serenidade_Lab.docx
@@ -2,19 +2,57 @@
 <file path=word/document.xml><?xml version="1.0" encoding="utf-8"?>
 <w:document xmlns:wpc="http://schemas.microsoft.com/office/word/2010/wordprocessingCanvas" xmlns:mo="http://schemas.microsoft.com/office/mac/office/2008/main" xmlns:mc="http://schemas.openxmlformats.org/markup-compatibility/2006" xmlns:mv="urn:schemas-microsoft-com:mac:vml" xmlns:o="urn:schemas-microsoft-com:office:office" xmlns:r="http://schemas.openxmlformats.org/officeDocument/2006/relationships" xmlns:m="http://schemas.openxmlformats.org/officeDocument/2006/math" xmlns:v="urn:schemas-microsoft-com:vml" xmlns:wp14="http://schemas.microsoft.com/office/word/2010/wordprocessingDrawing" xmlns:wp="http://schemas.openxmlformats.org/drawingml/2006/wordprocessingDrawing" xmlns:w10="urn:schemas-microsoft-com:office:word" xmlns:w="http://schemas.openxmlformats.org/wordprocessingml/2006/main" xmlns:w14="http://schemas.microsoft.com/office/word/2010/wordml" xmlns:wpg="http://schemas.microsoft.com/office/word/2010/wordprocessingGroup" xmlns:wpi="http://schemas.microsoft.com/office/word/2010/wordprocessingInk" xmlns:wne="http://schemas.microsoft.com/office/word/2006/wordml" xmlns:wps="http://schemas.microsoft.com/office/word/2010/wordprocessingShape" mc:Ignorable="w14 wp14">
   <w:body>
+    <w:tbl>
+      <w:tblPr>
+        <w:tblW w:type="auto" w:w="0"/>
+        <w:tblLook w:firstColumn="1" w:firstRow="1" w:lastColumn="0" w:lastRow="0" w:noHBand="0" w:noVBand="1" w:val="04A0"/>
+      </w:tblPr>
+      <w:tblGrid>
+        <w:gridCol w:w="9972"/>
+      </w:tblGrid>
+      <w:tr>
+        <w:tc>
+          <w:tcPr>
+            <w:tcW w:type="dxa" w:w="9972"/>
+            <w:shd w:val="clear" w:color="auto" w:fill="2E1848"/>
+          </w:tcPr>
+          <w:p>
+            <w:r>
+              <w:rPr>
+                <w:b/>
+                <w:color w:val="E8782A"/>
+                <w:sz w:val="17"/>
+              </w:rPr>
+              <w:t>SERENIDADE LAB · EDUCAÇÃO OBSTÉTRICA</w:t>
+            </w:r>
+          </w:p>
+          <w:p>
+            <w:r>
+              <w:rPr>
+                <w:rFonts w:ascii="Playfair Display" w:hAnsi="Playfair Display"/>
+                <w:b/>
+                <w:color w:val="FFFFFF"/>
+                <w:sz w:val="44"/>
+              </w:rPr>
+              <w:t>Avaliação do bem-estar fetal – Cardiotocografia</w:t>
+            </w:r>
+          </w:p>
+          <w:p>
+            <w:r>
+              <w:rPr>
+                <w:color w:val="E6DDF0"/>
+                <w:sz w:val="20"/>
+              </w:rPr>
+              <w:t>Cardiotocografia com Serenidade · Edição Siaparto + Carol Reis</w:t>
+            </w:r>
+          </w:p>
+        </w:tc>
+      </w:tr>
+    </w:tbl>
     <w:p>
       <w:pPr>
-        <w:spacing w:after="80"/>
+        <w:spacing w:after="40"/>
       </w:pPr>
-      <w:r>
-        <w:rPr>
-          <w:b/>
-          <w:i w:val="0"/>
-          <w:color w:val="1F5F5B"/>
-          <w:sz w:val="18"/>
-        </w:rPr>
-        <w:t>SERENIDADE LAB · CARDIOTOCOGRAFIA COM SERENIDADE (EDIÇÃO SIAPARTO + CAROL REIS) · RESUMO DE AULA</w:t>
-      </w:r>
     </w:p>
     <w:p>
       <w:pPr>
@@ -24,9 +62,10 @@
         <w:rPr>
           <w:b/>
           <w:i w:val="0"/>
-          <w:sz w:val="40"/>
+          <w:color w:val="2E1848"/>
+          <w:sz w:val="18"/>
         </w:rPr>
-        <w:t>Avaliação do bem-estar fetal – Cardiotocografia</w:t>
+        <w:t>RESUMO DE AULA</w:t>
       </w:r>
     </w:p>
     <w:p>
@@ -46,13 +85,17 @@
     <w:p>
       <w:pPr>
         <w:spacing w:after="80" w:before="280"/>
+        <w:pBdr>
+          <w:bottom w:val="single" w:sz="8" w:space="2" w:color="E8782A"/>
+        </w:pBdr>
       </w:pPr>
       <w:r>
         <w:rPr>
+          <w:rFonts w:ascii="Playfair Display" w:hAnsi="Playfair Display"/>
           <w:b/>
           <w:i w:val="0"/>
-          <w:color w:val="1F5F5B"/>
-          <w:sz w:val="28"/>
+          <w:color w:val="2E1848"/>
+          <w:sz w:val="30"/>
         </w:rPr>
         <w:t>1. Resumo de poucas linhas</w:t>
       </w:r>
@@ -72,13 +115,17 @@
     <w:p>
       <w:pPr>
         <w:spacing w:after="80" w:before="280"/>
+        <w:pBdr>
+          <w:bottom w:val="single" w:sz="8" w:space="2" w:color="E8782A"/>
+        </w:pBdr>
       </w:pPr>
       <w:r>
         <w:rPr>
+          <w:rFonts w:ascii="Playfair Display" w:hAnsi="Playfair Display"/>
           <w:b/>
           <w:i w:val="0"/>
-          <w:color w:val="1F5F5B"/>
-          <w:sz w:val="28"/>
+          <w:color w:val="2E1848"/>
+          <w:sz w:val="30"/>
         </w:rPr>
         <w:t>2. Pontos-chave</w:t>
       </w:r>
@@ -186,13 +233,13 @@
         <w:tc>
           <w:tcPr>
             <w:tcW w:type="dxa" w:w="9972"/>
-            <w:shd w:val="clear" w:color="auto" w:fill="E3F0EE"/>
+            <w:shd w:val="clear" w:color="auto" w:fill="FDEADB"/>
           </w:tcPr>
           <w:p>
             <w:r>
               <w:rPr>
                 <w:b/>
-                <w:color w:val="1F5F5B"/>
+                <w:color w:val="2E1848"/>
               </w:rPr>
               <w:t xml:space="preserve">Mensagem-chave: </w:t>
             </w:r>
@@ -237,13 +284,17 @@
     <w:p>
       <w:pPr>
         <w:spacing w:after="80" w:before="280"/>
+        <w:pBdr>
+          <w:bottom w:val="single" w:sz="8" w:space="2" w:color="E8782A"/>
+        </w:pBdr>
       </w:pPr>
       <w:r>
         <w:rPr>
+          <w:rFonts w:ascii="Playfair Display" w:hAnsi="Playfair Display"/>
           <w:b/>
           <w:i w:val="0"/>
-          <w:color w:val="1F5F5B"/>
-          <w:sz w:val="28"/>
+          <w:color w:val="2E1848"/>
+          <w:sz w:val="30"/>
         </w:rPr>
         <w:t>3. Temas trabalhados</w:t>
       </w:r>
@@ -262,7 +313,7 @@
         <w:tc>
           <w:tcPr>
             <w:tcW w:type="dxa" w:w="2551"/>
-            <w:shd w:val="clear" w:color="auto" w:fill="1F5F5B"/>
+            <w:shd w:val="clear" w:color="auto" w:fill="2E1848"/>
           </w:tcPr>
           <w:p>
             <w:r/>
@@ -279,7 +330,7 @@
         <w:tc>
           <w:tcPr>
             <w:tcW w:type="dxa" w:w="7087"/>
-            <w:shd w:val="clear" w:color="auto" w:fill="1F5F5B"/>
+            <w:shd w:val="clear" w:color="auto" w:fill="2E1848"/>
           </w:tcPr>
           <w:p>
             <w:r/>
@@ -628,7 +679,7 @@
         <w:tc>
           <w:tcPr>
             <w:tcW w:type="dxa" w:w="1701"/>
-            <w:shd w:val="clear" w:color="auto" w:fill="1F5F5B"/>
+            <w:shd w:val="clear" w:color="auto" w:fill="2E1848"/>
           </w:tcPr>
           <w:p>
             <w:r/>
@@ -645,7 +696,7 @@
         <w:tc>
           <w:tcPr>
             <w:tcW w:type="dxa" w:w="2438"/>
-            <w:shd w:val="clear" w:color="auto" w:fill="1F5F5B"/>
+            <w:shd w:val="clear" w:color="auto" w:fill="2E1848"/>
           </w:tcPr>
           <w:p>
             <w:r/>
@@ -662,7 +713,7 @@
         <w:tc>
           <w:tcPr>
             <w:tcW w:type="dxa" w:w="2721"/>
-            <w:shd w:val="clear" w:color="auto" w:fill="1F5F5B"/>
+            <w:shd w:val="clear" w:color="auto" w:fill="2E1848"/>
           </w:tcPr>
           <w:p>
             <w:r/>
@@ -679,7 +730,7 @@
         <w:tc>
           <w:tcPr>
             <w:tcW w:type="dxa" w:w="2778"/>
-            <w:shd w:val="clear" w:color="auto" w:fill="1F5F5B"/>
+            <w:shd w:val="clear" w:color="auto" w:fill="2E1848"/>
           </w:tcPr>
           <w:p>
             <w:r/>
@@ -960,7 +1011,7 @@
         <w:tc>
           <w:tcPr>
             <w:tcW w:type="dxa" w:w="1701"/>
-            <w:shd w:val="clear" w:color="auto" w:fill="1F5F5B"/>
+            <w:shd w:val="clear" w:color="auto" w:fill="2E1848"/>
           </w:tcPr>
           <w:p>
             <w:r/>
@@ -977,7 +1028,7 @@
         <w:tc>
           <w:tcPr>
             <w:tcW w:type="dxa" w:w="1984"/>
-            <w:shd w:val="clear" w:color="auto" w:fill="1F5F5B"/>
+            <w:shd w:val="clear" w:color="auto" w:fill="2E1848"/>
           </w:tcPr>
           <w:p>
             <w:r/>
@@ -994,7 +1045,7 @@
         <w:tc>
           <w:tcPr>
             <w:tcW w:type="dxa" w:w="2835"/>
-            <w:shd w:val="clear" w:color="auto" w:fill="1F5F5B"/>
+            <w:shd w:val="clear" w:color="auto" w:fill="2E1848"/>
           </w:tcPr>
           <w:p>
             <w:r/>
@@ -1011,7 +1062,7 @@
         <w:tc>
           <w:tcPr>
             <w:tcW w:type="dxa" w:w="3118"/>
-            <w:shd w:val="clear" w:color="auto" w:fill="1F5F5B"/>
+            <w:shd w:val="clear" w:color="auto" w:fill="2E1848"/>
           </w:tcPr>
           <w:p>
             <w:r/>
@@ -1360,7 +1411,7 @@
         <w:tc>
           <w:tcPr>
             <w:tcW w:type="dxa" w:w="1701"/>
-            <w:shd w:val="clear" w:color="auto" w:fill="1F5F5B"/>
+            <w:shd w:val="clear" w:color="auto" w:fill="2E1848"/>
           </w:tcPr>
           <w:p>
             <w:r/>
@@ -1377,7 +1428,7 @@
         <w:tc>
           <w:tcPr>
             <w:tcW w:type="dxa" w:w="7937"/>
-            <w:shd w:val="clear" w:color="auto" w:fill="1F5F5B"/>
+            <w:shd w:val="clear" w:color="auto" w:fill="2E1848"/>
           </w:tcPr>
           <w:p>
             <w:r/>
@@ -1588,7 +1639,7 @@
         <w:tc>
           <w:tcPr>
             <w:tcW w:type="dxa" w:w="2551"/>
-            <w:shd w:val="clear" w:color="auto" w:fill="1F5F5B"/>
+            <w:shd w:val="clear" w:color="auto" w:fill="2E1848"/>
           </w:tcPr>
           <w:p>
             <w:r/>
@@ -1605,7 +1656,7 @@
         <w:tc>
           <w:tcPr>
             <w:tcW w:type="dxa" w:w="2835"/>
-            <w:shd w:val="clear" w:color="auto" w:fill="1F5F5B"/>
+            <w:shd w:val="clear" w:color="auto" w:fill="2E1848"/>
           </w:tcPr>
           <w:p>
             <w:r/>
@@ -1622,7 +1673,7 @@
         <w:tc>
           <w:tcPr>
             <w:tcW w:type="dxa" w:w="4252"/>
-            <w:shd w:val="clear" w:color="auto" w:fill="1F5F5B"/>
+            <w:shd w:val="clear" w:color="auto" w:fill="2E1848"/>
           </w:tcPr>
           <w:p>
             <w:r/>
@@ -1892,13 +1943,17 @@
     <w:p>
       <w:pPr>
         <w:spacing w:after="80" w:before="280"/>
+        <w:pBdr>
+          <w:bottom w:val="single" w:sz="8" w:space="2" w:color="E8782A"/>
+        </w:pBdr>
       </w:pPr>
       <w:r>
         <w:rPr>
+          <w:rFonts w:ascii="Playfair Display" w:hAnsi="Playfair Display"/>
           <w:b/>
           <w:i w:val="0"/>
-          <w:color w:val="1F5F5B"/>
-          <w:sz w:val="28"/>
+          <w:color w:val="2E1848"/>
+          <w:sz w:val="30"/>
         </w:rPr>
         <w:t>4. Atividade de fixação</w:t>
       </w:r>
@@ -2003,13 +2058,17 @@
     <w:p>
       <w:pPr>
         <w:spacing w:after="80" w:before="280"/>
+        <w:pBdr>
+          <w:bottom w:val="single" w:sz="8" w:space="2" w:color="E8782A"/>
+        </w:pBdr>
       </w:pPr>
       <w:r>
         <w:rPr>
+          <w:rFonts w:ascii="Playfair Display" w:hAnsi="Playfair Display"/>
           <w:b/>
           <w:i w:val="0"/>
-          <w:color w:val="1F5F5B"/>
-          <w:sz w:val="28"/>
+          <w:color w:val="2E1848"/>
+          <w:sz w:val="30"/>
         </w:rPr>
         <w:t>5. Checklist final</w:t>
       </w:r>
@@ -2022,7 +2081,7 @@
         <w:rPr>
           <w:b/>
           <w:i w:val="0"/>
-          <w:color w:val="1F5F5B"/>
+          <w:color w:val="2E1848"/>
         </w:rPr>
         <w:t>Conceitos teóricos</w:t>
       </w:r>
@@ -2083,7 +2142,7 @@
         <w:rPr>
           <w:b/>
           <w:i w:val="0"/>
-          <w:color w:val="1F5F5B"/>
+          <w:color w:val="2E1848"/>
         </w:rPr>
         <w:t>Classificação/critérios</w:t>
       </w:r>
@@ -2144,7 +2203,7 @@
         <w:rPr>
           <w:b/>
           <w:i w:val="0"/>
-          <w:color w:val="1F5F5B"/>
+          <w:color w:val="2E1848"/>
         </w:rPr>
         <w:t>Conduta clínica</w:t>
       </w:r>
@@ -2205,7 +2264,7 @@
         <w:rPr>
           <w:b/>
           <w:i w:val="0"/>
-          <w:color w:val="1F5F5B"/>
+          <w:color w:val="2E1848"/>
         </w:rPr>
         <w:t>Habilidade técnica/prática</w:t>
       </w:r>
@@ -2287,13 +2346,17 @@
     <w:p>
       <w:pPr>
         <w:spacing w:after="80" w:before="280"/>
+        <w:pBdr>
+          <w:bottom w:val="single" w:sz="8" w:space="2" w:color="E8782A"/>
+        </w:pBdr>
       </w:pPr>
       <w:r>
         <w:rPr>
+          <w:rFonts w:ascii="Playfair Display" w:hAnsi="Playfair Display"/>
           <w:b/>
           <w:i w:val="0"/>
-          <w:color w:val="1F5F5B"/>
-          <w:sz w:val="28"/>
+          <w:color w:val="2E1848"/>
+          <w:sz w:val="30"/>
         </w:rPr>
         <w:t>6. Referências bibliográficas</w:t>
       </w:r>
@@ -3297,7 +3360,7 @@
     <w:qFormat/>
     <w:rsid w:val="00FC693F"/>
     <w:rPr>
-      <w:rFonts w:ascii="Calibri" w:hAnsi="Calibri"/>
+      <w:rFonts w:ascii="DM Sans" w:hAnsi="DM Sans"/>
       <w:sz w:val="21"/>
     </w:rPr>
   </w:style>

--- a/Resumo_CTG_Serenidade_Lab.docx
+++ b/Resumo_CTG_Serenidade_Lab.docx
@@ -2346,6 +2346,1395 @@
     <w:p>
       <w:pPr>
         <w:spacing w:after="80" w:before="280"/>
+      </w:pPr>
+      <w:r>
+        <w:rPr>
+          <w:rFonts w:ascii="Playfair Display" w:hAnsi="Playfair Display"/>
+          <w:b/>
+          <w:i w:val="0"/>
+          <w:color w:val="2E1848"/>
+          <w:sz w:val="30"/>
+        </w:rPr>
+        <w:t>Anexo · Simulação: desaceleração prolongada após analgesia peridural</w:t>
+      </w:r>
+    </w:p>
+    <w:p>
+      <w:pPr>
+        <w:spacing w:after="80"/>
+      </w:pPr>
+      <w:r>
+        <w:rPr>
+          <w:b w:val="0"/>
+          <w:i/>
+          <w:sz w:val="19"/>
+        </w:rPr>
+        <w:t>Cenário simulado de CTG logo após peridural no primeiro estágio do trabalho de parto, com foco em medidas corretivas, comunicação da equipe e comunicação com a gestante.</w:t>
+      </w:r>
+    </w:p>
+    <w:tbl>
+      <w:tblPr>
+        <w:tblStyle w:val="TableGrid"/>
+        <w:tblW w:type="auto" w:w="0"/>
+        <w:tblLook w:firstColumn="1" w:firstRow="1" w:lastColumn="0" w:lastRow="0" w:noHBand="0" w:noVBand="1" w:val="04A0"/>
+      </w:tblPr>
+      <w:tblGrid>
+        <w:gridCol w:w="9972"/>
+      </w:tblGrid>
+      <w:tr>
+        <w:tc>
+          <w:tcPr>
+            <w:tcW w:type="dxa" w:w="9972"/>
+            <w:shd w:val="clear" w:color="auto" w:fill="FDEADB"/>
+          </w:tcPr>
+          <w:p>
+            <w:r>
+              <w:rPr>
+                <w:b/>
+                <w:color w:val="2E1848"/>
+              </w:rPr>
+              <w:t xml:space="preserve">Parâmetros a confirmar: </w:t>
+            </w:r>
+            <w:r>
+              <w:t>os valores marcados com (*) neste anexo são sugestões minhas para completar o cenário e não vieram da sua narração nem do capítulo. Revise antes de usar.</w:t>
+            </w:r>
+          </w:p>
+        </w:tc>
+      </w:tr>
+    </w:tbl>
+    <w:p>
+      <w:pPr>
+        <w:spacing w:after="40"/>
+      </w:pPr>
+    </w:p>
+    <w:p>
+      <w:pPr>
+        <w:spacing w:after="80"/>
+      </w:pPr>
+      <w:r>
+        <w:rPr>
+          <w:b/>
+          <w:i w:val="0"/>
+          <w:color w:val="2E1848"/>
+        </w:rPr>
+        <w:t>Objetivos de aprendizagem</w:t>
+      </w:r>
+    </w:p>
+    <w:p>
+      <w:pPr>
+        <w:pStyle w:val="ListBullet"/>
+        <w:spacing w:after="40"/>
+      </w:pPr>
+      <w:r>
+        <w:t>Reconhecer uma desaceleração prolongada após analgesia e investigar a causa, incluindo hipotensão materna.</w:t>
+      </w:r>
+    </w:p>
+    <w:p>
+      <w:pPr>
+        <w:pStyle w:val="ListBullet"/>
+        <w:spacing w:after="40"/>
+      </w:pPr>
+      <w:r>
+        <w:t>Executar as medidas corretivas dirigidas à causa: correção da hipotensão (volume venoso e/ou efedrina) e mudança de posição, seguidas de reavaliação da CTG.</w:t>
+      </w:r>
+    </w:p>
+    <w:p>
+      <w:pPr>
+        <w:pStyle w:val="ListBullet"/>
+        <w:spacing w:after="40"/>
+      </w:pPr>
+      <w:r>
+        <w:t>Promover comunicação efetiva entre anestesista, obstetra, enfermagem, doula e residente.</w:t>
+      </w:r>
+    </w:p>
+    <w:p>
+      <w:pPr>
+        <w:pStyle w:val="ListBullet"/>
+        <w:spacing w:after="40"/>
+      </w:pPr>
+      <w:r>
+        <w:t>Explicar de forma clara e acolhedora à gestante o que está acontecendo.</w:t>
+      </w:r>
+    </w:p>
+    <w:p>
+      <w:pPr>
+        <w:pStyle w:val="ListBullet"/>
+        <w:spacing w:after="40"/>
+      </w:pPr>
+      <w:r>
+        <w:t>Discutir a necessidade de cesariana e o que a ausência de fatores de risco e uma CTG de admissão normal significam na interpretação do caso.</w:t>
+      </w:r>
+    </w:p>
+    <w:p>
+      <w:pPr>
+        <w:spacing w:after="80"/>
+      </w:pPr>
+      <w:r>
+        <w:rPr>
+          <w:b/>
+          <w:i w:val="0"/>
+          <w:color w:val="2E1848"/>
+        </w:rPr>
+        <w:t>Participantes</w:t>
+      </w:r>
+    </w:p>
+    <w:tbl>
+      <w:tblPr>
+        <w:tblStyle w:val="TableGrid"/>
+        <w:tblW w:type="auto" w:w="0"/>
+        <w:tblLook w:firstColumn="1" w:firstRow="1" w:lastColumn="0" w:lastRow="0" w:noHBand="0" w:noVBand="1" w:val="04A0"/>
+      </w:tblPr>
+      <w:tblGrid>
+        <w:gridCol w:w="4986"/>
+        <w:gridCol w:w="4986"/>
+      </w:tblGrid>
+      <w:tr>
+        <w:tc>
+          <w:tcPr>
+            <w:tcW w:type="dxa" w:w="2835"/>
+            <w:shd w:val="clear" w:color="auto" w:fill="2E1848"/>
+          </w:tcPr>
+          <w:p>
+            <w:r/>
+            <w:r>
+              <w:rPr>
+                <w:b/>
+                <w:color w:val="FFFFFF"/>
+                <w:sz w:val="19"/>
+              </w:rPr>
+              <w:t>Papel</w:t>
+            </w:r>
+          </w:p>
+        </w:tc>
+        <w:tc>
+          <w:tcPr>
+            <w:tcW w:type="dxa" w:w="6803"/>
+            <w:shd w:val="clear" w:color="auto" w:fill="2E1848"/>
+          </w:tcPr>
+          <w:p>
+            <w:r/>
+            <w:r>
+              <w:rPr>
+                <w:b/>
+                <w:color w:val="FFFFFF"/>
+                <w:sz w:val="19"/>
+              </w:rPr>
+              <w:t>Função no cenário</w:t>
+            </w:r>
+          </w:p>
+        </w:tc>
+      </w:tr>
+      <w:tr>
+        <w:tc>
+          <w:tcPr>
+            <w:tcW w:type="dxa" w:w="2835"/>
+          </w:tcPr>
+          <w:p>
+            <w:r/>
+            <w:r>
+              <w:rPr>
+                <w:sz w:val="19"/>
+              </w:rPr>
+              <w:t>Gestante (atriz/simulador)</w:t>
+            </w:r>
+          </w:p>
+        </w:tc>
+        <w:tc>
+          <w:tcPr>
+            <w:tcW w:type="dxa" w:w="6803"/>
+          </w:tcPr>
+          <w:p>
+            <w:r/>
+            <w:r>
+              <w:rPr>
+                <w:sz w:val="19"/>
+              </w:rPr>
+              <w:t>Primigesta, 7 cm de dilatação, recém-submetida à peridural</w:t>
+            </w:r>
+          </w:p>
+        </w:tc>
+      </w:tr>
+      <w:tr>
+        <w:tc>
+          <w:tcPr>
+            <w:tcW w:type="dxa" w:w="2835"/>
+          </w:tcPr>
+          <w:p>
+            <w:r/>
+            <w:r>
+              <w:rPr>
+                <w:sz w:val="19"/>
+              </w:rPr>
+              <w:t>Anestesista</w:t>
+            </w:r>
+          </w:p>
+        </w:tc>
+        <w:tc>
+          <w:tcPr>
+            <w:tcW w:type="dxa" w:w="6803"/>
+          </w:tcPr>
+          <w:p>
+            <w:r/>
+            <w:r>
+              <w:rPr>
+                <w:sz w:val="19"/>
+              </w:rPr>
+              <w:t>Avalia a pressão arterial e conduz a correção da hipotensão (volume e/ou efedrina)</w:t>
+            </w:r>
+          </w:p>
+        </w:tc>
+      </w:tr>
+      <w:tr>
+        <w:tc>
+          <w:tcPr>
+            <w:tcW w:type="dxa" w:w="2835"/>
+          </w:tcPr>
+          <w:p>
+            <w:r/>
+            <w:r>
+              <w:rPr>
+                <w:sz w:val="19"/>
+              </w:rPr>
+              <w:t>Obstetra</w:t>
+            </w:r>
+          </w:p>
+        </w:tc>
+        <w:tc>
+          <w:tcPr>
+            <w:tcW w:type="dxa" w:w="6803"/>
+          </w:tcPr>
+          <w:p>
+            <w:r/>
+            <w:r>
+              <w:rPr>
+                <w:sz w:val="19"/>
+              </w:rPr>
+              <w:t>Lidera a avaliação do traçado, a decisão sobre as medidas corretivas e sobre a via de parto</w:t>
+            </w:r>
+          </w:p>
+        </w:tc>
+      </w:tr>
+      <w:tr>
+        <w:tc>
+          <w:tcPr>
+            <w:tcW w:type="dxa" w:w="2835"/>
+          </w:tcPr>
+          <w:p>
+            <w:r/>
+            <w:r>
+              <w:rPr>
+                <w:sz w:val="19"/>
+              </w:rPr>
+              <w:t>Enfermeiro(a)</w:t>
+            </w:r>
+          </w:p>
+        </w:tc>
+        <w:tc>
+          <w:tcPr>
+            <w:tcW w:type="dxa" w:w="6803"/>
+          </w:tcPr>
+          <w:p>
+            <w:r/>
+            <w:r>
+              <w:rPr>
+                <w:sz w:val="19"/>
+              </w:rPr>
+              <w:t>Instala a CTG, afere sinais vitais, executa as medidas e registra os horários</w:t>
+            </w:r>
+          </w:p>
+        </w:tc>
+      </w:tr>
+      <w:tr>
+        <w:tc>
+          <w:tcPr>
+            <w:tcW w:type="dxa" w:w="2835"/>
+          </w:tcPr>
+          <w:p>
+            <w:r/>
+            <w:r>
+              <w:rPr>
+                <w:sz w:val="19"/>
+              </w:rPr>
+              <w:t>Médica residente de GO</w:t>
+            </w:r>
+          </w:p>
+        </w:tc>
+        <w:tc>
+          <w:tcPr>
+            <w:tcW w:type="dxa" w:w="6803"/>
+          </w:tcPr>
+          <w:p>
+            <w:r/>
+            <w:r>
+              <w:rPr>
+                <w:sz w:val="19"/>
+              </w:rPr>
+              <w:t>Auxilia a leitura do traçado, verbaliza a classificação e a reavaliação</w:t>
+            </w:r>
+          </w:p>
+        </w:tc>
+      </w:tr>
+      <w:tr>
+        <w:tc>
+          <w:tcPr>
+            <w:tcW w:type="dxa" w:w="2835"/>
+          </w:tcPr>
+          <w:p>
+            <w:r/>
+            <w:r>
+              <w:rPr>
+                <w:sz w:val="19"/>
+              </w:rPr>
+              <w:t>Doula</w:t>
+            </w:r>
+          </w:p>
+        </w:tc>
+        <w:tc>
+          <w:tcPr>
+            <w:tcW w:type="dxa" w:w="6803"/>
+          </w:tcPr>
+          <w:p>
+            <w:r/>
+            <w:r>
+              <w:rPr>
+                <w:sz w:val="19"/>
+              </w:rPr>
+              <w:t>Apoio emocional e comunicação com a gestante durante a intercorrência</w:t>
+            </w:r>
+          </w:p>
+        </w:tc>
+      </w:tr>
+      <w:tr>
+        <w:tc>
+          <w:tcPr>
+            <w:tcW w:type="dxa" w:w="2835"/>
+          </w:tcPr>
+          <w:p>
+            <w:r/>
+            <w:r>
+              <w:rPr>
+                <w:sz w:val="19"/>
+              </w:rPr>
+              <w:t>Observador</w:t>
+            </w:r>
+          </w:p>
+        </w:tc>
+        <w:tc>
+          <w:tcPr>
+            <w:tcW w:type="dxa" w:w="6803"/>
+          </w:tcPr>
+          <w:p>
+            <w:r/>
+            <w:r>
+              <w:rPr>
+                <w:sz w:val="19"/>
+              </w:rPr>
+              <w:t>Não interage; preenche o checklist</w:t>
+            </w:r>
+          </w:p>
+        </w:tc>
+      </w:tr>
+    </w:tbl>
+    <w:p>
+      <w:pPr>
+        <w:spacing w:after="40"/>
+      </w:pPr>
+    </w:p>
+    <w:p>
+      <w:pPr>
+        <w:spacing w:after="80"/>
+      </w:pPr>
+      <w:r>
+        <w:rPr>
+          <w:b/>
+          <w:i w:val="0"/>
+          <w:color w:val="2E1848"/>
+        </w:rPr>
+        <w:t>Briefing geral</w:t>
+      </w:r>
+    </w:p>
+    <w:tbl>
+      <w:tblPr>
+        <w:tblStyle w:val="TableGrid"/>
+        <w:tblW w:type="auto" w:w="0"/>
+        <w:tblLook w:firstColumn="1" w:firstRow="1" w:lastColumn="0" w:lastRow="0" w:noHBand="0" w:noVBand="1" w:val="04A0"/>
+      </w:tblPr>
+      <w:tblGrid>
+        <w:gridCol w:w="9972"/>
+      </w:tblGrid>
+      <w:tr>
+        <w:tc>
+          <w:tcPr>
+            <w:tcW w:type="dxa" w:w="9972"/>
+            <w:shd w:val="clear" w:color="auto" w:fill="FDEADB"/>
+          </w:tcPr>
+          <w:p>
+            <w:r>
+              <w:rPr>
+                <w:b/>
+                <w:color w:val="2E1848"/>
+              </w:rPr>
+              <w:t xml:space="preserve">Contexto: </w:t>
+            </w:r>
+            <w:r>
+              <w:t>Gestante em primeira gestação, sem fatores de risco, com 7 cm de dilatação. Havia realizado CTG na admissão, duas horas antes, normal. Solicitou analgesia e foi submetida à peridural. Logo em seguida, a CTG é instalada: este é o momento em que a simulação começa. Idade gestacional: 39 semanas (*).</w:t>
+            </w:r>
+          </w:p>
+        </w:tc>
+      </w:tr>
+    </w:tbl>
+    <w:p>
+      <w:pPr>
+        <w:spacing w:after="40"/>
+      </w:pPr>
+    </w:p>
+    <w:p>
+      <w:pPr>
+        <w:spacing w:after="80"/>
+      </w:pPr>
+      <w:r>
+        <w:rPr>
+          <w:b/>
+          <w:i w:val="0"/>
+        </w:rPr>
+        <w:t>Evolução do cenário (sugestão de roteiro):</w:t>
+      </w:r>
+    </w:p>
+    <w:tbl>
+      <w:tblPr>
+        <w:tblStyle w:val="TableGrid"/>
+        <w:tblW w:type="auto" w:w="0"/>
+        <w:tblLook w:firstColumn="1" w:firstRow="1" w:lastColumn="0" w:lastRow="0" w:noHBand="0" w:noVBand="1" w:val="04A0"/>
+      </w:tblPr>
+      <w:tblGrid>
+        <w:gridCol w:w="3324"/>
+        <w:gridCol w:w="3324"/>
+        <w:gridCol w:w="3324"/>
+      </w:tblGrid>
+      <w:tr>
+        <w:tc>
+          <w:tcPr>
+            <w:tcW w:type="dxa" w:w="1474"/>
+            <w:shd w:val="clear" w:color="auto" w:fill="2E1848"/>
+          </w:tcPr>
+          <w:p>
+            <w:r/>
+            <w:r>
+              <w:rPr>
+                <w:b/>
+                <w:color w:val="FFFFFF"/>
+                <w:sz w:val="19"/>
+              </w:rPr>
+              <w:t>Tempo</w:t>
+            </w:r>
+          </w:p>
+        </w:tc>
+        <w:tc>
+          <w:tcPr>
+            <w:tcW w:type="dxa" w:w="4649"/>
+            <w:shd w:val="clear" w:color="auto" w:fill="2E1848"/>
+          </w:tcPr>
+          <w:p>
+            <w:r/>
+            <w:r>
+              <w:rPr>
+                <w:b/>
+                <w:color w:val="FFFFFF"/>
+                <w:sz w:val="19"/>
+              </w:rPr>
+              <w:t>Evento</w:t>
+            </w:r>
+          </w:p>
+        </w:tc>
+        <w:tc>
+          <w:tcPr>
+            <w:tcW w:type="dxa" w:w="3515"/>
+            <w:shd w:val="clear" w:color="auto" w:fill="2E1848"/>
+          </w:tcPr>
+          <w:p>
+            <w:r/>
+            <w:r>
+              <w:rPr>
+                <w:b/>
+                <w:color w:val="FFFFFF"/>
+                <w:sz w:val="19"/>
+              </w:rPr>
+              <w:t>Dados sugeridos (*)</w:t>
+            </w:r>
+          </w:p>
+        </w:tc>
+      </w:tr>
+      <w:tr>
+        <w:tc>
+          <w:tcPr>
+            <w:tcW w:type="dxa" w:w="1474"/>
+          </w:tcPr>
+          <w:p>
+            <w:r/>
+            <w:r>
+              <w:rPr>
+                <w:sz w:val="19"/>
+              </w:rPr>
+              <w:t>0 min</w:t>
+            </w:r>
+          </w:p>
+        </w:tc>
+        <w:tc>
+          <w:tcPr>
+            <w:tcW w:type="dxa" w:w="4649"/>
+          </w:tcPr>
+          <w:p>
+            <w:r/>
+            <w:r>
+              <w:rPr>
+                <w:sz w:val="19"/>
+              </w:rPr>
+              <w:t>CTG instalada. Linha de base normal, boa variabilidade.</w:t>
+            </w:r>
+          </w:p>
+        </w:tc>
+        <w:tc>
+          <w:tcPr>
+            <w:tcW w:type="dxa" w:w="3515"/>
+          </w:tcPr>
+          <w:p>
+            <w:r/>
+            <w:r>
+              <w:rPr>
+                <w:sz w:val="19"/>
+              </w:rPr>
+              <w:t>FCF ~140 bpm; contrações a cada ~3–4 min</w:t>
+            </w:r>
+          </w:p>
+        </w:tc>
+      </w:tr>
+      <w:tr>
+        <w:tc>
+          <w:tcPr>
+            <w:tcW w:type="dxa" w:w="1474"/>
+          </w:tcPr>
+          <w:p>
+            <w:r/>
+            <w:r>
+              <w:rPr>
+                <w:sz w:val="19"/>
+              </w:rPr>
+              <w:t>~5 min</w:t>
+            </w:r>
+          </w:p>
+        </w:tc>
+        <w:tc>
+          <w:tcPr>
+            <w:tcW w:type="dxa" w:w="4649"/>
+          </w:tcPr>
+          <w:p>
+            <w:r/>
+            <w:r>
+              <w:rPr>
+                <w:sz w:val="19"/>
+              </w:rPr>
+              <w:t>A FCF começa a cair. Início da desaceleração prolongada.</w:t>
+            </w:r>
+          </w:p>
+        </w:tc>
+        <w:tc>
+          <w:tcPr>
+            <w:tcW w:type="dxa" w:w="3515"/>
+          </w:tcPr>
+          <w:p>
+            <w:r/>
+            <w:r>
+              <w:rPr>
+                <w:sz w:val="19"/>
+              </w:rPr>
+              <w:t>Queda para ~80 bpm</w:t>
+            </w:r>
+          </w:p>
+        </w:tc>
+      </w:tr>
+      <w:tr>
+        <w:tc>
+          <w:tcPr>
+            <w:tcW w:type="dxa" w:w="1474"/>
+          </w:tcPr>
+          <w:p>
+            <w:r/>
+            <w:r>
+              <w:rPr>
+                <w:sz w:val="19"/>
+              </w:rPr>
+              <w:t>5–12 min</w:t>
+            </w:r>
+          </w:p>
+        </w:tc>
+        <w:tc>
+          <w:tcPr>
+            <w:tcW w:type="dxa" w:w="4649"/>
+          </w:tcPr>
+          <w:p>
+            <w:r/>
+            <w:r>
+              <w:rPr>
+                <w:sz w:val="19"/>
+              </w:rPr>
+              <w:t>Desaceleração com duração total de 7 minutos. A equipe é chamada.</w:t>
+            </w:r>
+          </w:p>
+        </w:tc>
+        <w:tc>
+          <w:tcPr>
+            <w:tcW w:type="dxa" w:w="3515"/>
+          </w:tcPr>
+          <w:p>
+            <w:r/>
+            <w:r>
+              <w:rPr>
+                <w:sz w:val="19"/>
+              </w:rPr>
+              <w:t>Gestante com tontura/palidez; PA queda importante em relação ao basal</w:t>
+            </w:r>
+          </w:p>
+        </w:tc>
+      </w:tr>
+      <w:tr>
+        <w:tc>
+          <w:tcPr>
+            <w:tcW w:type="dxa" w:w="1474"/>
+          </w:tcPr>
+          <w:p>
+            <w:r/>
+            <w:r>
+              <w:rPr>
+                <w:sz w:val="19"/>
+              </w:rPr>
+              <w:t>Após medidas</w:t>
+            </w:r>
+          </w:p>
+        </w:tc>
+        <w:tc>
+          <w:tcPr>
+            <w:tcW w:type="dxa" w:w="4649"/>
+          </w:tcPr>
+          <w:p>
+            <w:r/>
+            <w:r>
+              <w:rPr>
+                <w:sz w:val="19"/>
+              </w:rPr>
+              <w:t>Retorno da FCF à linha de base se as medidas corretas forem executadas.</w:t>
+            </w:r>
+          </w:p>
+        </w:tc>
+        <w:tc>
+          <w:tcPr>
+            <w:tcW w:type="dxa" w:w="3515"/>
+          </w:tcPr>
+          <w:p>
+            <w:r/>
+            <w:r>
+              <w:rPr>
+                <w:sz w:val="19"/>
+              </w:rPr>
+              <w:t>FCF ~140 bpm</w:t>
+            </w:r>
+          </w:p>
+        </w:tc>
+      </w:tr>
+      <w:tr>
+        <w:tc>
+          <w:tcPr>
+            <w:tcW w:type="dxa" w:w="1474"/>
+          </w:tcPr>
+          <w:p>
+            <w:r/>
+            <w:r>
+              <w:rPr>
+                <w:sz w:val="19"/>
+              </w:rPr>
+              <w:t>Persistência</w:t>
+            </w:r>
+          </w:p>
+        </w:tc>
+        <w:tc>
+          <w:tcPr>
+            <w:tcW w:type="dxa" w:w="4649"/>
+          </w:tcPr>
+          <w:p>
+            <w:r/>
+            <w:r>
+              <w:rPr>
+                <w:sz w:val="19"/>
+              </w:rPr>
+              <w:t>Se hipotensão persistir, escalonar medidas e reavaliar a necessidade de cesariana.</w:t>
+            </w:r>
+          </w:p>
+        </w:tc>
+        <w:tc>
+          <w:tcPr>
+            <w:tcW w:type="dxa" w:w="3515"/>
+          </w:tcPr>
+          <w:p>
+            <w:r/>
+            <w:r>
+              <w:rPr>
+                <w:sz w:val="19"/>
+              </w:rPr>
+              <w:t>Definido pelo facilitador</w:t>
+            </w:r>
+          </w:p>
+        </w:tc>
+      </w:tr>
+    </w:tbl>
+    <w:p>
+      <w:pPr>
+        <w:spacing w:after="40"/>
+      </w:pPr>
+    </w:p>
+    <w:p>
+      <w:pPr>
+        <w:spacing w:after="80"/>
+      </w:pPr>
+      <w:r>
+        <w:rPr>
+          <w:b w:val="0"/>
+          <w:i/>
+          <w:sz w:val="19"/>
+        </w:rPr>
+        <w:t>Papel de condução do facilitador: se a equipe não perguntar pela pressão arterial, o facilitador informa que ela ainda não foi aferida e conduz a equipe a essa checagem, sem indicar a conduta.</w:t>
+      </w:r>
+    </w:p>
+    <w:p>
+      <w:r>
+        <w:drawing>
+          <wp:inline xmlns:a="http://schemas.openxmlformats.org/drawingml/2006/main" xmlns:pic="http://schemas.openxmlformats.org/drawingml/2006/picture">
+            <wp:extent cx="5760000" cy="3584000"/>
+            <wp:docPr id="1" name="Picture 1"/>
+            <wp:cNvGraphicFramePr>
+              <a:graphicFrameLocks noChangeAspect="1"/>
+            </wp:cNvGraphicFramePr>
+            <a:graphic>
+              <a:graphicData uri="http://schemas.openxmlformats.org/drawingml/2006/picture">
+                <pic:pic>
+                  <pic:nvPicPr>
+                    <pic:cNvPr id="0" name="ctg.png"/>
+                    <pic:cNvPicPr/>
+                  </pic:nvPicPr>
+                  <pic:blipFill>
+                    <a:blip r:embed="rId9"/>
+                    <a:stretch>
+                      <a:fillRect/>
+                    </a:stretch>
+                  </pic:blipFill>
+                  <pic:spPr>
+                    <a:xfrm>
+                      <a:off x="0" y="0"/>
+                      <a:ext cx="5760000" cy="3584000"/>
+                    </a:xfrm>
+                    <a:prstGeom prst="rect"/>
+                  </pic:spPr>
+                </pic:pic>
+              </a:graphicData>
+            </a:graphic>
+          </wp:inline>
+        </w:drawing>
+      </w:r>
+    </w:p>
+    <w:p>
+      <w:pPr>
+        <w:spacing w:after="80"/>
+      </w:pPr>
+      <w:r>
+        <w:rPr>
+          <w:b w:val="0"/>
+          <w:i/>
+          <w:sz w:val="17"/>
+        </w:rPr>
+        <w:t>Figura. Traçado simulado, papel a 1 cm/min: linha de base ~140 bpm, desaceleração prolongada de 7 minutos (nadir ~80 bpm) e retorno à linha de base. A atividade uterina é ilustrativa (*).</w:t>
+      </w:r>
+    </w:p>
+    <w:p>
+      <w:pPr>
+        <w:spacing w:after="80"/>
+      </w:pPr>
+      <w:r>
+        <w:rPr>
+          <w:b/>
+          <w:i w:val="0"/>
+          <w:color w:val="2E1848"/>
+        </w:rPr>
+        <w:t>Conduta esperada</w:t>
+      </w:r>
+    </w:p>
+    <w:tbl>
+      <w:tblPr>
+        <w:tblStyle w:val="TableGrid"/>
+        <w:tblW w:type="auto" w:w="0"/>
+        <w:tblLook w:firstColumn="1" w:firstRow="1" w:lastColumn="0" w:lastRow="0" w:noHBand="0" w:noVBand="1" w:val="04A0"/>
+      </w:tblPr>
+      <w:tblGrid>
+        <w:gridCol w:w="4986"/>
+        <w:gridCol w:w="4986"/>
+      </w:tblGrid>
+      <w:tr>
+        <w:tc>
+          <w:tcPr>
+            <w:tcW w:type="dxa" w:w="2041"/>
+            <w:shd w:val="clear" w:color="auto" w:fill="2E1848"/>
+          </w:tcPr>
+          <w:p>
+            <w:r/>
+            <w:r>
+              <w:rPr>
+                <w:b/>
+                <w:color w:val="FFFFFF"/>
+                <w:sz w:val="19"/>
+              </w:rPr>
+              <w:t>Momento</w:t>
+            </w:r>
+          </w:p>
+        </w:tc>
+        <w:tc>
+          <w:tcPr>
+            <w:tcW w:type="dxa" w:w="7597"/>
+            <w:shd w:val="clear" w:color="auto" w:fill="2E1848"/>
+          </w:tcPr>
+          <w:p>
+            <w:r/>
+            <w:r>
+              <w:rPr>
+                <w:b/>
+                <w:color w:val="FFFFFF"/>
+                <w:sz w:val="19"/>
+              </w:rPr>
+              <w:t>Conduta recomendada</w:t>
+            </w:r>
+          </w:p>
+        </w:tc>
+      </w:tr>
+      <w:tr>
+        <w:tc>
+          <w:tcPr>
+            <w:tcW w:type="dxa" w:w="2041"/>
+          </w:tcPr>
+          <w:p>
+            <w:r/>
+            <w:r>
+              <w:rPr>
+                <w:sz w:val="19"/>
+              </w:rPr>
+              <w:t>Reconhecimento</w:t>
+            </w:r>
+          </w:p>
+        </w:tc>
+        <w:tc>
+          <w:tcPr>
+            <w:tcW w:type="dxa" w:w="7597"/>
+          </w:tcPr>
+          <w:p>
+            <w:r/>
+            <w:r>
+              <w:rPr>
+                <w:sz w:val="19"/>
+              </w:rPr>
+              <w:t>Identificar desaceleração prolongada; pelo FIGO 2015 (Quadro 7), uma desaceleração &gt;5 min é achado patológico. Verbalizar a classificação.</w:t>
+            </w:r>
+          </w:p>
+        </w:tc>
+      </w:tr>
+      <w:tr>
+        <w:tc>
+          <w:tcPr>
+            <w:tcW w:type="dxa" w:w="2041"/>
+          </w:tcPr>
+          <w:p>
+            <w:r/>
+            <w:r>
+              <w:rPr>
+                <w:sz w:val="19"/>
+              </w:rPr>
+              <w:t>Eventos graves</w:t>
+            </w:r>
+          </w:p>
+        </w:tc>
+        <w:tc>
+          <w:tcPr>
+            <w:tcW w:type="dxa" w:w="7597"/>
+          </w:tcPr>
+          <w:p>
+            <w:r/>
+            <w:r>
+              <w:rPr>
+                <w:sz w:val="19"/>
+              </w:rPr>
+              <w:t>Descartar causas que exigem parto imediato (prolapso de cordão, rotura uterina, descolamento placentário, descompensação materna) (Eller e Esplin, 2020; Passo 1).</w:t>
+            </w:r>
+          </w:p>
+        </w:tc>
+      </w:tr>
+      <w:tr>
+        <w:tc>
+          <w:tcPr>
+            <w:tcW w:type="dxa" w:w="2041"/>
+          </w:tcPr>
+          <w:p>
+            <w:r/>
+            <w:r>
+              <w:rPr>
+                <w:sz w:val="19"/>
+              </w:rPr>
+              <w:t>Causa provável</w:t>
+            </w:r>
+          </w:p>
+        </w:tc>
+        <w:tc>
+          <w:tcPr>
+            <w:tcW w:type="dxa" w:w="7597"/>
+          </w:tcPr>
+          <w:p>
+            <w:r/>
+            <w:r>
+              <w:rPr>
+                <w:sz w:val="19"/>
+              </w:rPr>
+              <w:t>Hipotensão materna após analgesia: aferir a pressão arterial imediatamente.</w:t>
+            </w:r>
+          </w:p>
+        </w:tc>
+      </w:tr>
+      <w:tr>
+        <w:tc>
+          <w:tcPr>
+            <w:tcW w:type="dxa" w:w="2041"/>
+          </w:tcPr>
+          <w:p>
+            <w:r/>
+            <w:r>
+              <w:rPr>
+                <w:sz w:val="19"/>
+              </w:rPr>
+              <w:t>Correção</w:t>
+            </w:r>
+          </w:p>
+        </w:tc>
+        <w:tc>
+          <w:tcPr>
+            <w:tcW w:type="dxa" w:w="7597"/>
+          </w:tcPr>
+          <w:p>
+            <w:r/>
+            <w:r>
+              <w:rPr>
+                <w:sz w:val="19"/>
+              </w:rPr>
+              <w:t>Volume venoso (soro fisiológico) e/ou efedrina para corrigir a hipotensão; mudança de posição da gestante. Se a hipotensão persistir, escalonar as medidas.</w:t>
+            </w:r>
+          </w:p>
+        </w:tc>
+      </w:tr>
+      <w:tr>
+        <w:tc>
+          <w:tcPr>
+            <w:tcW w:type="dxa" w:w="2041"/>
+          </w:tcPr>
+          <w:p>
+            <w:r/>
+            <w:r>
+              <w:rPr>
+                <w:sz w:val="19"/>
+              </w:rPr>
+              <w:t>Não indicado</w:t>
+            </w:r>
+          </w:p>
+        </w:tc>
+        <w:tc>
+          <w:tcPr>
+            <w:tcW w:type="dxa" w:w="7597"/>
+          </w:tcPr>
+          <w:p>
+            <w:r/>
+            <w:r>
+              <w:rPr>
+                <w:sz w:val="19"/>
+              </w:rPr>
+              <w:t>Oxigênio suplementar de rotina e administração de glicose: não têm evidência. O₂ só se hipoxemia materna (SpO₂ &lt;94%), que não é o caso.</w:t>
+            </w:r>
+          </w:p>
+        </w:tc>
+      </w:tr>
+      <w:tr>
+        <w:tc>
+          <w:tcPr>
+            <w:tcW w:type="dxa" w:w="2041"/>
+          </w:tcPr>
+          <w:p>
+            <w:r/>
+            <w:r>
+              <w:rPr>
+                <w:sz w:val="19"/>
+              </w:rPr>
+              <w:t>Reavaliação</w:t>
+            </w:r>
+          </w:p>
+        </w:tc>
+        <w:tc>
+          <w:tcPr>
+            <w:tcW w:type="dxa" w:w="7597"/>
+          </w:tcPr>
+          <w:p>
+            <w:r/>
+            <w:r>
+              <w:rPr>
+                <w:sz w:val="19"/>
+              </w:rPr>
+              <w:t>Reavaliar o traçado após as medidas: 15–30 min no 1º estágio (capítulo).</w:t>
+            </w:r>
+          </w:p>
+        </w:tc>
+      </w:tr>
+      <w:tr>
+        <w:tc>
+          <w:tcPr>
+            <w:tcW w:type="dxa" w:w="2041"/>
+          </w:tcPr>
+          <w:p>
+            <w:r/>
+            <w:r>
+              <w:rPr>
+                <w:sz w:val="19"/>
+              </w:rPr>
+              <w:t>Se não houver melhora</w:t>
+            </w:r>
+          </w:p>
+        </w:tc>
+        <w:tc>
+          <w:tcPr>
+            <w:tcW w:type="dxa" w:w="7597"/>
+          </w:tcPr>
+          <w:p>
+            <w:r/>
+            <w:r>
+              <w:rPr>
+                <w:sz w:val="19"/>
+              </w:rPr>
+              <w:t>Preparar o parto e discutir a via; o capítulo usa o tempo de ~60 minutos para evolução da acidemia como referência no planejamento.</w:t>
+            </w:r>
+          </w:p>
+        </w:tc>
+      </w:tr>
+      <w:tr>
+        <w:tc>
+          <w:tcPr>
+            <w:tcW w:type="dxa" w:w="2041"/>
+          </w:tcPr>
+          <w:p>
+            <w:r/>
+            <w:r>
+              <w:rPr>
+                <w:sz w:val="19"/>
+              </w:rPr>
+              <w:t>Comunicação</w:t>
+            </w:r>
+          </w:p>
+        </w:tc>
+        <w:tc>
+          <w:tcPr>
+            <w:tcW w:type="dxa" w:w="7597"/>
+          </w:tcPr>
+          <w:p>
+            <w:r/>
+            <w:r>
+              <w:rPr>
+                <w:sz w:val="19"/>
+              </w:rPr>
+              <w:t>Apresentar-se, explicar à gestante o que está acontecendo e o que será feito, em linguagem acessível; a doula acolhe; o líder da equipe distribui tarefas em voz alta.</w:t>
+            </w:r>
+          </w:p>
+        </w:tc>
+      </w:tr>
+    </w:tbl>
+    <w:p>
+      <w:pPr>
+        <w:spacing w:after="40"/>
+      </w:pPr>
+    </w:p>
+    <w:tbl>
+      <w:tblPr>
+        <w:tblStyle w:val="TableGrid"/>
+        <w:tblW w:type="auto" w:w="0"/>
+        <w:tblLook w:firstColumn="1" w:firstRow="1" w:lastColumn="0" w:lastRow="0" w:noHBand="0" w:noVBand="1" w:val="04A0"/>
+      </w:tblPr>
+      <w:tblGrid>
+        <w:gridCol w:w="9972"/>
+      </w:tblGrid>
+      <w:tr>
+        <w:tc>
+          <w:tcPr>
+            <w:tcW w:type="dxa" w:w="9972"/>
+            <w:shd w:val="clear" w:color="auto" w:fill="FDEADB"/>
+          </w:tcPr>
+          <w:p>
+            <w:r>
+              <w:rPr>
+                <w:b/>
+                <w:color w:val="2E1848"/>
+              </w:rPr>
+              <w:t xml:space="preserve">Mensagem-chave: </w:t>
+            </w:r>
+            <w:r>
+              <w:t>Gestante sem fatores de risco e CTG de admissão normal duas horas antes não excluem alteração aguda do traçado. Identifique a causa (aqui, a analgesia), trate-a e reavalie.</w:t>
+            </w:r>
+          </w:p>
+        </w:tc>
+      </w:tr>
+    </w:tbl>
+    <w:p>
+      <w:pPr>
+        <w:spacing w:after="40"/>
+      </w:pPr>
+    </w:p>
+    <w:p>
+      <w:pPr>
+        <w:spacing w:after="80"/>
+      </w:pPr>
+      <w:r>
+        <w:rPr>
+          <w:b/>
+          <w:i w:val="0"/>
+          <w:color w:val="2E1848"/>
+        </w:rPr>
+        <w:t>Roteiro de debriefing</w:t>
+      </w:r>
+    </w:p>
+    <w:p>
+      <w:pPr>
+        <w:pStyle w:val="ListBullet"/>
+        <w:spacing w:after="40"/>
+      </w:pPr>
+      <w:r>
+        <w:t>Reações: como vocês se sentiram durante a cena?</w:t>
+      </w:r>
+    </w:p>
+    <w:p>
+      <w:pPr>
+        <w:pStyle w:val="ListBullet"/>
+        <w:spacing w:after="40"/>
+      </w:pPr>
+      <w:r>
+        <w:t>Descrição: o que aconteceu, em ordem, desde a instalação da CTG até a reavaliação?</w:t>
+      </w:r>
+    </w:p>
+    <w:p>
+      <w:pPr>
+        <w:pStyle w:val="ListBullet"/>
+        <w:spacing w:after="40"/>
+      </w:pPr>
+      <w:r>
+        <w:t>Como a equipe classificou o traçado e quem verbalizou a classificação?</w:t>
+      </w:r>
+    </w:p>
+    <w:p>
+      <w:pPr>
+        <w:pStyle w:val="ListBullet"/>
+        <w:spacing w:after="40"/>
+      </w:pPr>
+      <w:r>
+        <w:t>A causa (hipotensão após analgesia) foi identificada rapidamente? Que dado ajudou?</w:t>
+      </w:r>
+    </w:p>
+    <w:p>
+      <w:pPr>
+        <w:pStyle w:val="ListBullet"/>
+        <w:spacing w:after="40"/>
+      </w:pPr>
+      <w:r>
+        <w:t>Que medidas foram tomadas e na ordem correta? Alguma conduta sem evidência (O₂, glicose) foi cogitada?</w:t>
+      </w:r>
+    </w:p>
+    <w:p>
+      <w:pPr>
+        <w:pStyle w:val="ListBullet"/>
+        <w:spacing w:after="40"/>
+      </w:pPr>
+      <w:r>
+        <w:t>A gestante recebeu explicação clara? Como a doula e a equipe a apoiaram?</w:t>
+      </w:r>
+    </w:p>
+    <w:p>
+      <w:pPr>
+        <w:pStyle w:val="ListBullet"/>
+        <w:spacing w:after="40"/>
+      </w:pPr>
+      <w:r>
+        <w:t>Havia necessidade de cesariana nesse momento? Que achados mudariam essa decisão?</w:t>
+      </w:r>
+    </w:p>
+    <w:p>
+      <w:pPr>
+        <w:pStyle w:val="ListBullet"/>
+        <w:spacing w:after="40"/>
+      </w:pPr>
+      <w:r>
+        <w:t>O fato de ser uma gestante sem fatores de risco, com CTG admissional normal, mudou a vigilância? Como?</w:t>
+      </w:r>
+    </w:p>
+    <w:p>
+      <w:pPr>
+        <w:pStyle w:val="ListBullet"/>
+        <w:spacing w:after="40"/>
+      </w:pPr>
+      <w:r>
+        <w:t>Síntese: o que cada um leva para a prática?</w:t>
+      </w:r>
+    </w:p>
+    <w:p>
+      <w:pPr>
+        <w:spacing w:after="80"/>
+      </w:pPr>
+      <w:r>
+        <w:rPr>
+          <w:b/>
+          <w:i w:val="0"/>
+          <w:color w:val="2E1848"/>
+        </w:rPr>
+        <w:t>Checklist do observador</w:t>
+      </w:r>
+    </w:p>
+    <w:p>
+      <w:pPr>
+        <w:spacing w:after="20"/>
+      </w:pPr>
+      <w:r>
+        <w:rPr>
+          <w:b w:val="0"/>
+          <w:i w:val="0"/>
+        </w:rPr>
+        <w:t>☐  A equipe classificou o traçado e verbalizou a desaceleração prolongada?</w:t>
+      </w:r>
+    </w:p>
+    <w:p>
+      <w:pPr>
+        <w:spacing w:after="20"/>
+      </w:pPr>
+      <w:r>
+        <w:rPr>
+          <w:b w:val="0"/>
+          <w:i w:val="0"/>
+        </w:rPr>
+        <w:t>☐  A pressão arterial foi aferida prontamente?</w:t>
+      </w:r>
+    </w:p>
+    <w:p>
+      <w:pPr>
+        <w:spacing w:after="20"/>
+      </w:pPr>
+      <w:r>
+        <w:rPr>
+          <w:b w:val="0"/>
+          <w:i w:val="0"/>
+        </w:rPr>
+        <w:t>☐  Houve correção da hipotensão com volume venoso e/ou efedrina?</w:t>
+      </w:r>
+    </w:p>
+    <w:p>
+      <w:pPr>
+        <w:spacing w:after="20"/>
+      </w:pPr>
+      <w:r>
+        <w:rPr>
+          <w:b w:val="0"/>
+          <w:i w:val="0"/>
+        </w:rPr>
+        <w:t>☐  Houve mudança de posição da gestante?</w:t>
+      </w:r>
+    </w:p>
+    <w:p>
+      <w:pPr>
+        <w:spacing w:after="20"/>
+      </w:pPr>
+      <w:r>
+        <w:rPr>
+          <w:b w:val="0"/>
+          <w:i w:val="0"/>
+        </w:rPr>
+        <w:t>☐  O oxigênio e a glicose foram evitados?</w:t>
+      </w:r>
+    </w:p>
+    <w:p>
+      <w:pPr>
+        <w:spacing w:after="20"/>
+      </w:pPr>
+      <w:r>
+        <w:rPr>
+          <w:b w:val="0"/>
+          <w:i w:val="0"/>
+        </w:rPr>
+        <w:t>☐  A reavaliação do traçado foi feita e verbalizada?</w:t>
+      </w:r>
+    </w:p>
+    <w:p>
+      <w:pPr>
+        <w:spacing w:after="20"/>
+      </w:pPr>
+      <w:r>
+        <w:rPr>
+          <w:b w:val="0"/>
+          <w:i w:val="0"/>
+        </w:rPr>
+        <w:t>☐  A necessidade de cesariana foi discutida com critérios claros?</w:t>
+      </w:r>
+    </w:p>
+    <w:p>
+      <w:pPr>
+        <w:spacing w:after="20"/>
+      </w:pPr>
+      <w:r>
+        <w:rPr>
+          <w:b w:val="0"/>
+          <w:i w:val="0"/>
+        </w:rPr>
+        <w:t>☐  A gestante foi informada de forma clara e acolhedora?</w:t>
+      </w:r>
+    </w:p>
+    <w:p>
+      <w:pPr>
+        <w:spacing w:after="20"/>
+      </w:pPr>
+      <w:r>
+        <w:rPr>
+          <w:b w:val="0"/>
+          <w:i w:val="0"/>
+        </w:rPr>
+        <w:t>☐  Os papéis (anestesista, obstetra, enfermagem, residente, doula) foram cumpridos e a comunicação entre a equipe foi clara?</w:t>
+      </w:r>
+    </w:p>
+    <w:p>
+      <w:pPr>
+        <w:spacing w:after="80"/>
+      </w:pPr>
+      <w:r>
+        <w:rPr>
+          <w:b w:val="0"/>
+          <w:i/>
+          <w:color w:val="666666"/>
+        </w:rPr>
+        <w:t>Minhas anotações: ______________________________________________________________</w:t>
+      </w:r>
+    </w:p>
+    <w:p>
+      <w:pPr>
+        <w:spacing w:after="80"/>
+      </w:pPr>
+      <w:r>
+        <w:rPr>
+          <w:b w:val="0"/>
+          <w:i w:val="0"/>
+          <w:color w:val="999999"/>
+        </w:rPr>
+        <w:t>_______________________________________________________________________________</w:t>
+      </w:r>
+    </w:p>
+    <w:p>
+      <w:pPr>
+        <w:spacing w:after="80" w:before="280"/>
         <w:pBdr>
           <w:bottom w:val="single" w:sz="8" w:space="2" w:color="E8782A"/>
         </w:pBdr>

--- a/Resumo_CTG_Serenidade_Lab.docx
+++ b/Resumo_CTG_Serenidade_Lab.docx
@@ -217,7 +217,7 @@
         <w:spacing w:after="40"/>
       </w:pPr>
       <w:r>
-        <w:t>Gasometria de cordão: coletar logo após o nascimento e processar em até ~5 min; arterial e venosa. Acidose metabólica: pH &lt;7,0 e déficit de bases ≥12 mmol/L.</w:t>
+        <w:t>Gasometria de cordão: coletar logo após o nascimento e processar em até ~5 min; arterial e venosa. Acidose metabólica: pH &lt;7,0 e base excess abaixo de −12 mmol/L.</w:t>
       </w:r>
     </w:p>
     <w:tbl>
@@ -992,7 +992,7 @@
           <w:b/>
           <w:i w:val="0"/>
         </w:rPr>
-        <w:t>Classificação intraparto (FIGO 2015):</w:t>
+        <w:t>Classificação intraparto (FIGO 2015, texto original):</w:t>
       </w:r>
     </w:p>
     <w:tbl>
@@ -1116,7 +1116,7 @@
               <w:rPr>
                 <w:sz w:val="19"/>
               </w:rPr>
-              <w:t>Falta de ≥1 característica de normalidade, sem achado patológico</w:t>
+              <w:t>Falta de pelo menos uma característica de normalidade, mas sem características patológicas</w:t>
             </w:r>
           </w:p>
         </w:tc>
@@ -1174,7 +1174,6 @@
               <w:rPr>
                 <w:sz w:val="19"/>
               </w:rPr>
-              <w:t>Reduzida; aumentada; sinusoidal*</w:t>
             </w:r>
           </w:p>
         </w:tc>
@@ -1188,7 +1187,7 @@
               <w:rPr>
                 <w:sz w:val="19"/>
               </w:rPr>
-              <w:t>(ver nota)</w:t>
+              <w:t>Reduzida por &gt;50 min, aumentada por &gt;30 min, ou padrão sinusoidal por &gt;30 min</w:t>
             </w:r>
           </w:p>
         </w:tc>
@@ -1218,7 +1217,7 @@
               <w:rPr>
                 <w:sz w:val="19"/>
               </w:rPr>
-              <w:t>Sem repetitivas</w:t>
+              <w:t>Sem desacelerações repetitivas*</w:t>
             </w:r>
           </w:p>
         </w:tc>
@@ -1245,7 +1244,7 @@
               <w:rPr>
                 <w:sz w:val="19"/>
               </w:rPr>
-              <w:t>Tardias ou prolongadas repetitivas por &gt;30 min (&gt;20 min se variabilidade reduzida); uma desaceleração &gt;5 min</w:t>
+              <w:t>Desacelerações tardias ou prolongadas repetitivas* por &gt;30 min (ou &gt;20 min se variabilidade reduzida), ou uma desaceleração prolongada com &gt;5 min</w:t>
             </w:r>
           </w:p>
         </w:tc>
@@ -1275,7 +1274,7 @@
               <w:rPr>
                 <w:sz w:val="19"/>
               </w:rPr>
-              <w:t>Sem hipóxia/acidose</w:t>
+              <w:t>Feto sem hipóxia/acidose</w:t>
             </w:r>
           </w:p>
         </w:tc>
@@ -1289,7 +1288,7 @@
               <w:rPr>
                 <w:sz w:val="19"/>
               </w:rPr>
-              <w:t>Baixa probabilidade</w:t>
+              <w:t>Feto com baixa probabilidade de hipóxia/acidose</w:t>
             </w:r>
           </w:p>
         </w:tc>
@@ -1303,7 +1302,7 @@
               <w:rPr>
                 <w:sz w:val="19"/>
               </w:rPr>
-              <w:t>Alta probabilidade</w:t>
+              <w:t>Feto com alta probabilidade de hipóxia/acidose</w:t>
             </w:r>
           </w:p>
         </w:tc>
@@ -1319,7 +1318,7 @@
               <w:rPr>
                 <w:sz w:val="19"/>
               </w:rPr>
-              <w:t>Manejo</w:t>
+              <w:t>Manejo clínico</w:t>
             </w:r>
           </w:p>
         </w:tc>
@@ -1333,7 +1332,7 @@
               <w:rPr>
                 <w:sz w:val="19"/>
               </w:rPr>
-              <w:t>Nenhuma intervenção</w:t>
+              <w:t>Nenhuma intervenção necessária para melhorar a oxigenação fetal</w:t>
             </w:r>
           </w:p>
         </w:tc>
@@ -1347,7 +1346,7 @@
               <w:rPr>
                 <w:sz w:val="19"/>
               </w:rPr>
-              <w:t>Corrigir causas reversíveis; monitorização próxima/adjuvantes</w:t>
+              <w:t>Ação para corrigir causas reversíveis, se identificadas; monitorização próxima ou métodos adicionais de avaliação da oxigenação fetal</w:t>
             </w:r>
           </w:p>
         </w:tc>
@@ -1361,7 +1360,7 @@
               <w:rPr>
                 <w:sz w:val="19"/>
               </w:rPr>
-              <w:t>Ação imediata; agilizar o parto se não corrigir. Prolapso de cordão, rotura uterina, DPP: nascimento imediato</w:t>
+              <w:t>Ação imediata para corrigir causas reversíveis, métodos adicionais de avaliação ou, se não for possível, agilizar o parto. Em situações agudas (prolapso de cordão, rotura uterina, descolamento placentário), nascimento imediato</w:t>
             </w:r>
           </w:p>
         </w:tc>
@@ -1382,562 +1381,7 @@
           <w:i/>
           <w:sz w:val="17"/>
         </w:rPr>
-        <w:t>*Transcrição fiel do quadro do material de origem. Ver observação ao final do documento.</w:t>
-      </w:r>
-    </w:p>
-    <w:p>
-      <w:pPr>
-        <w:spacing w:after="80"/>
-      </w:pPr>
-      <w:r>
-        <w:rPr>
-          <w:b/>
-          <w:i w:val="0"/>
-        </w:rPr>
-        <w:t>Sistema 5-tier (Parer e Ikeda, 2007):</w:t>
-      </w:r>
-    </w:p>
-    <w:tbl>
-      <w:tblPr>
-        <w:tblStyle w:val="TableGrid"/>
-        <w:tblW w:type="auto" w:w="0"/>
-        <w:tblLook w:firstColumn="1" w:firstRow="1" w:lastColumn="0" w:lastRow="0" w:noHBand="0" w:noVBand="1" w:val="04A0"/>
-      </w:tblPr>
-      <w:tblGrid>
-        <w:gridCol w:w="4986"/>
-        <w:gridCol w:w="4986"/>
-      </w:tblGrid>
-      <w:tr>
-        <w:tc>
-          <w:tcPr>
-            <w:tcW w:type="dxa" w:w="1701"/>
-            <w:shd w:val="clear" w:color="auto" w:fill="2E1848"/>
-          </w:tcPr>
-          <w:p>
-            <w:r/>
-            <w:r>
-              <w:rPr>
-                <w:b/>
-                <w:color w:val="FFFFFF"/>
-                <w:sz w:val="19"/>
-              </w:rPr>
-              <w:t>Cor</w:t>
-            </w:r>
-          </w:p>
-        </w:tc>
-        <w:tc>
-          <w:tcPr>
-            <w:tcW w:type="dxa" w:w="7937"/>
-            <w:shd w:val="clear" w:color="auto" w:fill="2E1848"/>
-          </w:tcPr>
-          <w:p>
-            <w:r/>
-            <w:r>
-              <w:rPr>
-                <w:b/>
-                <w:color w:val="FFFFFF"/>
-                <w:sz w:val="19"/>
-              </w:rPr>
-              <w:t>Significado e conduta</w:t>
-            </w:r>
-          </w:p>
-        </w:tc>
-      </w:tr>
-      <w:tr>
-        <w:tc>
-          <w:tcPr>
-            <w:tcW w:type="dxa" w:w="1701"/>
-          </w:tcPr>
-          <w:p>
-            <w:r/>
-            <w:r>
-              <w:rPr>
-                <w:sz w:val="19"/>
-              </w:rPr>
-              <w:t>Verde</w:t>
-            </w:r>
-          </w:p>
-        </w:tc>
-        <w:tc>
-          <w:tcPr>
-            <w:tcW w:type="dxa" w:w="7937"/>
-          </w:tcPr>
-          <w:p>
-            <w:r/>
-            <w:r>
-              <w:rPr>
-                <w:sz w:val="19"/>
-              </w:rPr>
-              <w:t>Bem-estar, sem acidemia; sem intervenção</w:t>
-            </w:r>
-          </w:p>
-        </w:tc>
-      </w:tr>
-      <w:tr>
-        <w:tc>
-          <w:tcPr>
-            <w:tcW w:type="dxa" w:w="1701"/>
-          </w:tcPr>
-          <w:p>
-            <w:r/>
-            <w:r>
-              <w:rPr>
-                <w:sz w:val="19"/>
-              </w:rPr>
-              <w:t>Azul</w:t>
-            </w:r>
-          </w:p>
-        </w:tc>
-        <w:tc>
-          <w:tcPr>
-            <w:tcW w:type="dxa" w:w="7937"/>
-          </w:tcPr>
-          <w:p>
-            <w:r/>
-            <w:r>
-              <w:rPr>
-                <w:sz w:val="19"/>
-              </w:rPr>
-              <w:t>Sem acidemia, risco baixo de piora; medidas conservadoras e preparo da equipe</w:t>
-            </w:r>
-          </w:p>
-        </w:tc>
-      </w:tr>
-      <w:tr>
-        <w:tc>
-          <w:tcPr>
-            <w:tcW w:type="dxa" w:w="1701"/>
-          </w:tcPr>
-          <w:p>
-            <w:r/>
-            <w:r>
-              <w:rPr>
-                <w:sz w:val="19"/>
-              </w:rPr>
-              <w:t>Amarelo</w:t>
-            </w:r>
-          </w:p>
-        </w:tc>
-        <w:tc>
-          <w:tcPr>
-            <w:tcW w:type="dxa" w:w="7937"/>
-          </w:tcPr>
-          <w:p>
-            <w:r/>
-            <w:r>
-              <w:rPr>
-                <w:sz w:val="19"/>
-              </w:rPr>
-              <w:t>Sem acidemia central; hipóxia intermitente, risco moderado; otimizar medidas intraútero e vigiar de perto</w:t>
-            </w:r>
-          </w:p>
-        </w:tc>
-      </w:tr>
-      <w:tr>
-        <w:tc>
-          <w:tcPr>
-            <w:tcW w:type="dxa" w:w="1701"/>
-          </w:tcPr>
-          <w:p>
-            <w:r/>
-            <w:r>
-              <w:rPr>
-                <w:sz w:val="19"/>
-              </w:rPr>
-              <w:t>Laranja</w:t>
-            </w:r>
-          </w:p>
-        </w:tc>
-        <w:tc>
-          <w:tcPr>
-            <w:tcW w:type="dxa" w:w="7937"/>
-          </w:tcPr>
-          <w:p>
-            <w:r/>
-            <w:r>
-              <w:rPr>
-                <w:sz w:val="19"/>
-              </w:rPr>
-              <w:t>Risco alto de descompensação; atuar ativamente e preparar parto urgente</w:t>
-            </w:r>
-          </w:p>
-        </w:tc>
-      </w:tr>
-      <w:tr>
-        <w:tc>
-          <w:tcPr>
-            <w:tcW w:type="dxa" w:w="1701"/>
-          </w:tcPr>
-          <w:p>
-            <w:r/>
-            <w:r>
-              <w:rPr>
-                <w:sz w:val="19"/>
-              </w:rPr>
-              <w:t>Vermelho</w:t>
-            </w:r>
-          </w:p>
-        </w:tc>
-        <w:tc>
-          <w:tcPr>
-            <w:tcW w:type="dxa" w:w="7937"/>
-          </w:tcPr>
-          <w:p>
-            <w:r/>
-            <w:r>
-              <w:rPr>
-                <w:sz w:val="19"/>
-              </w:rPr>
-              <w:t>Asfixia significativa atual ou iminente; parto imediato, sem estabilização adicional</w:t>
-            </w:r>
-          </w:p>
-        </w:tc>
-      </w:tr>
-    </w:tbl>
-    <w:p>
-      <w:pPr>
-        <w:spacing w:after="40"/>
-      </w:pPr>
-    </w:p>
-    <w:p>
-      <w:pPr>
-        <w:spacing w:after="80"/>
-      </w:pPr>
-      <w:r>
-        <w:rPr>
-          <w:b w:val="0"/>
-          <w:i w:val="0"/>
-          <w:sz w:val="19"/>
-        </w:rPr>
-        <w:t>Uso: Passo 1 variabilidade (moderada = triângulo superior; reduzida = inferior; acentuada = amarelo; sinusoidal = vermelho; ausente com linha de base normal = laranja, demais = vermelho). Passo 2 linha de base (linha da tabela). Passo 3 desacelerações (coluna).</w:t>
-      </w:r>
-    </w:p>
-    <w:p>
-      <w:pPr>
-        <w:spacing w:after="80"/>
-      </w:pPr>
-      <w:r>
-        <w:rPr>
-          <w:b/>
-          <w:i w:val="0"/>
-        </w:rPr>
-        <w:t>Medidas corretivas por achado:</w:t>
-      </w:r>
-    </w:p>
-    <w:tbl>
-      <w:tblPr>
-        <w:tblStyle w:val="TableGrid"/>
-        <w:tblW w:type="auto" w:w="0"/>
-        <w:tblLook w:firstColumn="1" w:firstRow="1" w:lastColumn="0" w:lastRow="0" w:noHBand="0" w:noVBand="1" w:val="04A0"/>
-      </w:tblPr>
-      <w:tblGrid>
-        <w:gridCol w:w="3324"/>
-        <w:gridCol w:w="3324"/>
-        <w:gridCol w:w="3324"/>
-      </w:tblGrid>
-      <w:tr>
-        <w:tc>
-          <w:tcPr>
-            <w:tcW w:type="dxa" w:w="2551"/>
-            <w:shd w:val="clear" w:color="auto" w:fill="2E1848"/>
-          </w:tcPr>
-          <w:p>
-            <w:r/>
-            <w:r>
-              <w:rPr>
-                <w:b/>
-                <w:color w:val="FFFFFF"/>
-                <w:sz w:val="19"/>
-              </w:rPr>
-              <w:t>Achado</w:t>
-            </w:r>
-          </w:p>
-        </w:tc>
-        <w:tc>
-          <w:tcPr>
-            <w:tcW w:type="dxa" w:w="2835"/>
-            <w:shd w:val="clear" w:color="auto" w:fill="2E1848"/>
-          </w:tcPr>
-          <w:p>
-            <w:r/>
-            <w:r>
-              <w:rPr>
-                <w:b/>
-                <w:color w:val="FFFFFF"/>
-                <w:sz w:val="19"/>
-              </w:rPr>
-              <w:t>Hipótese</w:t>
-            </w:r>
-          </w:p>
-        </w:tc>
-        <w:tc>
-          <w:tcPr>
-            <w:tcW w:type="dxa" w:w="4252"/>
-            <w:shd w:val="clear" w:color="auto" w:fill="2E1848"/>
-          </w:tcPr>
-          <w:p>
-            <w:r/>
-            <w:r>
-              <w:rPr>
-                <w:b/>
-                <w:color w:val="FFFFFF"/>
-                <w:sz w:val="19"/>
-              </w:rPr>
-              <w:t>Conduta imediata</w:t>
-            </w:r>
-          </w:p>
-        </w:tc>
-      </w:tr>
-      <w:tr>
-        <w:tc>
-          <w:tcPr>
-            <w:tcW w:type="dxa" w:w="2551"/>
-          </w:tcPr>
-          <w:p>
-            <w:r/>
-            <w:r>
-              <w:rPr>
-                <w:sz w:val="19"/>
-              </w:rPr>
-              <w:t>Desacelerações recorrentes ± variabilidade reduzida</w:t>
-            </w:r>
-          </w:p>
-        </w:tc>
-        <w:tc>
-          <w:tcPr>
-            <w:tcW w:type="dxa" w:w="2835"/>
-          </w:tcPr>
-          <w:p>
-            <w:r/>
-            <w:r>
-              <w:rPr>
-                <w:sz w:val="19"/>
-              </w:rPr>
-              <w:t>Insuficiência útero-placentária; taquissistolia</w:t>
-            </w:r>
-          </w:p>
-        </w:tc>
-        <w:tc>
-          <w:tcPr>
-            <w:tcW w:type="dxa" w:w="4252"/>
-          </w:tcPr>
-          <w:p>
-            <w:r/>
-            <w:r>
-              <w:rPr>
-                <w:sz w:val="19"/>
-              </w:rPr>
-              <w:t>Reduzir/cessar ocitocina; cessar ou alternar puxos; tocolítico (salbutamol, terbutalina)</w:t>
-            </w:r>
-          </w:p>
-        </w:tc>
-      </w:tr>
-      <w:tr>
-        <w:tc>
-          <w:tcPr>
-            <w:tcW w:type="dxa" w:w="2551"/>
-          </w:tcPr>
-          <w:p>
-            <w:r/>
-            <w:r>
-              <w:rPr>
-                <w:sz w:val="19"/>
-              </w:rPr>
-              <w:t>Compressão funicular repetida; oligoidrâmnio</w:t>
-            </w:r>
-          </w:p>
-        </w:tc>
-        <w:tc>
-          <w:tcPr>
-            <w:tcW w:type="dxa" w:w="2835"/>
-          </w:tcPr>
-          <w:p>
-            <w:r/>
-            <w:r>
-              <w:rPr>
-                <w:sz w:val="19"/>
-              </w:rPr>
-              <w:t>Compressão de cordão</w:t>
-            </w:r>
-          </w:p>
-        </w:tc>
-        <w:tc>
-          <w:tcPr>
-            <w:tcW w:type="dxa" w:w="4252"/>
-          </w:tcPr>
-          <w:p>
-            <w:r/>
-            <w:r>
-              <w:rPr>
-                <w:sz w:val="19"/>
-              </w:rPr>
-              <w:t>Reposicionar a gestante; amnioinfusão transcervical</w:t>
-            </w:r>
-          </w:p>
-        </w:tc>
-      </w:tr>
-      <w:tr>
-        <w:tc>
-          <w:tcPr>
-            <w:tcW w:type="dxa" w:w="2551"/>
-          </w:tcPr>
-          <w:p>
-            <w:r/>
-            <w:r>
-              <w:rPr>
-                <w:sz w:val="19"/>
-              </w:rPr>
-              <w:t>Hipóxia aguda súbita</w:t>
-            </w:r>
-          </w:p>
-        </w:tc>
-        <w:tc>
-          <w:tcPr>
-            <w:tcW w:type="dxa" w:w="2835"/>
-          </w:tcPr>
-          <w:p>
-            <w:r/>
-            <w:r>
-              <w:rPr>
-                <w:sz w:val="19"/>
-              </w:rPr>
-              <w:t>Hipotensão (ex.: analgesia), causa mecânica; prolapso, DPP maciço, rotura</w:t>
-            </w:r>
-          </w:p>
-        </w:tc>
-        <w:tc>
-          <w:tcPr>
-            <w:tcW w:type="dxa" w:w="4252"/>
-          </w:tcPr>
-          <w:p>
-            <w:r/>
-            <w:r>
-              <w:rPr>
-                <w:sz w:val="19"/>
-              </w:rPr>
-              <w:t>Volume ou simpaticomimético se hipotensão; se irreversível, ultimar o parto; O₂ só se SpO₂ &lt;94%</w:t>
-            </w:r>
-          </w:p>
-        </w:tc>
-      </w:tr>
-      <w:tr>
-        <w:tc>
-          <w:tcPr>
-            <w:tcW w:type="dxa" w:w="2551"/>
-          </w:tcPr>
-          <w:p>
-            <w:r/>
-            <w:r>
-              <w:rPr>
-                <w:sz w:val="19"/>
-              </w:rPr>
-              <w:t>Taquicardia &gt;160–180 + variabilidade mínima e/ou desacelerações</w:t>
-            </w:r>
-          </w:p>
-        </w:tc>
-        <w:tc>
-          <w:tcPr>
-            <w:tcW w:type="dxa" w:w="2835"/>
-          </w:tcPr>
-          <w:p>
-            <w:r/>
-            <w:r>
-              <w:rPr>
-                <w:sz w:val="19"/>
-              </w:rPr>
-              <w:t>Corioamnionite, sepse, hipertermia</w:t>
-            </w:r>
-          </w:p>
-        </w:tc>
-        <w:tc>
-          <w:tcPr>
-            <w:tcW w:type="dxa" w:w="4252"/>
-          </w:tcPr>
-          <w:p>
-            <w:r/>
-            <w:r>
-              <w:rPr>
-                <w:sz w:val="19"/>
-              </w:rPr>
-              <w:t>Antitérmico, antibiótico se critérios, hidratação EV; reavaliar via de parto</w:t>
-            </w:r>
-          </w:p>
-        </w:tc>
-      </w:tr>
-      <w:tr>
-        <w:tc>
-          <w:tcPr>
-            <w:tcW w:type="dxa" w:w="2551"/>
-          </w:tcPr>
-          <w:p>
-            <w:r/>
-            <w:r>
-              <w:rPr>
-                <w:sz w:val="19"/>
-              </w:rPr>
-              <w:t>Sinusoidal</w:t>
-            </w:r>
-          </w:p>
-        </w:tc>
-        <w:tc>
-          <w:tcPr>
-            <w:tcW w:type="dxa" w:w="2835"/>
-          </w:tcPr>
-          <w:p>
-            <w:r/>
-            <w:r>
-              <w:rPr>
-                <w:sz w:val="19"/>
-              </w:rPr>
-              <w:t>Anemia fetal grave</w:t>
-            </w:r>
-          </w:p>
-        </w:tc>
-        <w:tc>
-          <w:tcPr>
-            <w:tcW w:type="dxa" w:w="4252"/>
-          </w:tcPr>
-          <w:p>
-            <w:r/>
-            <w:r>
-              <w:rPr>
-                <w:sz w:val="19"/>
-              </w:rPr>
-              <w:t>Emergência; preparar interrupção imediata</w:t>
-            </w:r>
-          </w:p>
-        </w:tc>
-      </w:tr>
-    </w:tbl>
-    <w:p>
-      <w:pPr>
-        <w:spacing w:after="40"/>
-      </w:pPr>
-    </w:p>
-    <w:p>
-      <w:pPr>
-        <w:spacing w:after="80"/>
-      </w:pPr>
-      <w:r>
-        <w:rPr>
-          <w:b w:val="0"/>
-          <w:i/>
-          <w:color w:val="666666"/>
-        </w:rPr>
-        <w:t>Minhas anotações: ______________________________________________________________</w:t>
-      </w:r>
-    </w:p>
-    <w:p>
-      <w:pPr>
-        <w:spacing w:after="80"/>
-      </w:pPr>
-      <w:r>
-        <w:rPr>
-          <w:b w:val="0"/>
-          <w:i w:val="0"/>
-          <w:color w:val="999999"/>
-        </w:rPr>
-        <w:t>_______________________________________________________________________________</w:t>
+        <w:t>*Desacelerações são repetitivas quando associadas a mais de 50% das contrações uterinas. Reavaliar o traçado pelo menos a cada 30 minutos. Acelerações indicam feto sem hipóxia/acidose; sua ausência durante o trabalho de parto tem significado incerto. Fonte: Ayres-de-Campos D, et al. FIGO consensus guidelines on intrapartum fetal monitoring: Cardiotocography. Int J Gynaecol Obstet. 2015;131(1):13-24 (Tabela 1; tradução própria).</w:t>
       </w:r>
     </w:p>
     <w:p>
@@ -1992,7 +1436,7 @@
           <w:b w:val="0"/>
           <w:i w:val="0"/>
         </w:rPr>
-        <w:t>A) Variabilidade reduzida, com linha de base de 130 bpm</w:t>
+        <w:t>A) Linha de base de 105 bpm, sem outras alterações</w:t>
       </w:r>
     </w:p>
     <w:p>
@@ -2052,7 +1496,7 @@
           <w:i w:val="0"/>
           <w:sz w:val="19"/>
         </w:rPr>
-        <w:t>Gabarito: B. Pelo Quadro 7 do material, linha de base &lt;100 bpm é critério de traçado patológico. Variabilidade reduzida enquadra-se como suspeita; desaceleração variável isolada não é repetitiva; a ausência de acelerações não é exigida no intraparto.</w:t>
+        <w:t>Gabarito: B. Pela FIGO 2015, linha de base &lt;100 bpm é critério de traçado patológico. Uma linha de base de 105 bpm foge da faixa de normalidade (110–160 bpm), mas sem critério patológico fica como suspeita; uma desaceleração variável isolada não é repetitiva; e a ausência de acelerações não é exigida no intraparto.</w:t>
       </w:r>
     </w:p>
     <w:p>
@@ -3235,7 +2679,7 @@
               <w:rPr>
                 <w:sz w:val="19"/>
               </w:rPr>
-              <w:t>Identificar desaceleração prolongada; pelo FIGO 2015 (Quadro 7), uma desaceleração &gt;5 min é achado patológico. Verbalizar a classificação.</w:t>
+              <w:t>Identificar desaceleração prolongada; pela FIGO 2015, uma desaceleração prolongada com &gt;5 min é achado patológico. Verbalizar a classificação.</w:t>
             </w:r>
           </w:p>
         </w:tc>
@@ -4317,7 +3761,7 @@
           <w:i w:val="0"/>
           <w:sz w:val="19"/>
         </w:rPr>
-        <w:t>Observações para revisão (pontos do material de origem que merecem conferência):</w:t>
+        <w:t>Observação sobre fontes:</w:t>
       </w:r>
     </w:p>
     <w:p>
@@ -4328,7 +3772,7 @@
         <w:rPr>
           <w:sz w:val="17"/>
         </w:rPr>
-        <w:t>Quadro 7 (FIGO): a linha "Variabilidade" lista reduzida/aumentada/sinusoidal sob "Suspeito" e deixa o patológico em branco; na FIGO 2015 original, variabilidade ausente e sinusoidal constam como patológicos. Confira com a fonte.</w:t>
+        <w:t>O quadro FIGO 2015 foi conferido com o texto original da diretriz (Ayres-de-Campos et al., 2015).</w:t>
       </w:r>
     </w:p>
     <w:p>
@@ -4339,40 +3783,7 @@
         <w:rPr>
           <w:sz w:val="17"/>
         </w:rPr>
-        <w:t>Variabilidade normal aparece como 5–25 bpm no texto e como moderada 6–25 bpm no quadro SOGC.</w:t>
-      </w:r>
-    </w:p>
-    <w:p>
-      <w:pPr>
-        <w:pStyle w:val="ListBullet"/>
-      </w:pPr>
-      <w:r>
-        <w:rPr>
-          <w:sz w:val="17"/>
-        </w:rPr>
-        <w:t>Desaceleração prolongada: &gt;3 min no texto (FIGO) e ≥2 min no quadro SOGC e no ACOG 2025.</w:t>
-      </w:r>
-    </w:p>
-    <w:p>
-      <w:pPr>
-        <w:pStyle w:val="ListBullet"/>
-      </w:pPr>
-      <w:r>
-        <w:rPr>
-          <w:sz w:val="17"/>
-        </w:rPr>
-        <w:t>Padrão sinusoidal: 2–5 ciclos/min no texto e 3–5 ciclos/min no quadro de medidas corretivas.</w:t>
-      </w:r>
-    </w:p>
-    <w:p>
-      <w:pPr>
-        <w:pStyle w:val="ListBullet"/>
-      </w:pPr>
-      <w:r>
-        <w:rPr>
-          <w:sz w:val="17"/>
-        </w:rPr>
-        <w:t>Acidose metabólica: texto cita "déficit de bases de 12 mmol/L" (interpretado aqui como ≥12). Confira o limiar na fonte.</w:t>
+        <w:t>Padrão sinusoidal: neste material, 2–5 ciclos/min, conforme o texto do capítulo; o texto original da FIGO 2015 descreve 3–5 ciclos/min.</w:t>
       </w:r>
     </w:p>
     <w:sectPr>

--- a/Resumo_CTG_Serenidade_Lab.docx
+++ b/Resumo_CTG_Serenidade_Lab.docx
@@ -1815,41 +1815,6 @@
         <w:t>Cenário simulado de CTG logo após peridural no primeiro estágio do trabalho de parto, com foco em medidas corretivas, comunicação da equipe e comunicação com a gestante.</w:t>
       </w:r>
     </w:p>
-    <w:tbl>
-      <w:tblPr>
-        <w:tblStyle w:val="TableGrid"/>
-        <w:tblW w:type="auto" w:w="0"/>
-        <w:tblLook w:firstColumn="1" w:firstRow="1" w:lastColumn="0" w:lastRow="0" w:noHBand="0" w:noVBand="1" w:val="04A0"/>
-      </w:tblPr>
-      <w:tblGrid>
-        <w:gridCol w:w="9972"/>
-      </w:tblGrid>
-      <w:tr>
-        <w:tc>
-          <w:tcPr>
-            <w:tcW w:type="dxa" w:w="9972"/>
-            <w:shd w:val="clear" w:color="auto" w:fill="FDEADB"/>
-          </w:tcPr>
-          <w:p>
-            <w:r>
-              <w:rPr>
-                <w:b/>
-                <w:color w:val="2E1848"/>
-              </w:rPr>
-              <w:t xml:space="preserve">Parâmetros a confirmar: </w:t>
-            </w:r>
-            <w:r>
-              <w:t>os valores marcados com (*) neste anexo são sugestões minhas para completar o cenário e não vieram da sua narração nem do capítulo. Revise antes de usar.</w:t>
-            </w:r>
-          </w:p>
-        </w:tc>
-      </w:tr>
-    </w:tbl>
-    <w:p>
-      <w:pPr>
-        <w:spacing w:after="40"/>
-      </w:pPr>
-    </w:p>
     <w:p>
       <w:pPr>
         <w:spacing w:after="80"/>
@@ -2220,7 +2185,7 @@
               <w:t xml:space="preserve">Contexto: </w:t>
             </w:r>
             <w:r>
-              <w:t>Gestante em primeira gestação, sem fatores de risco, com 7 cm de dilatação. Havia realizado CTG na admissão, duas horas antes, normal. Solicitou analgesia e foi submetida à peridural. Logo em seguida, a CTG é instalada: este é o momento em que a simulação começa. Idade gestacional: 39 semanas (*).</w:t>
+              <w:t>Gestante em primeira gestação, sem fatores de risco, com 7 cm de dilatação. Havia realizado CTG na admissão, duas horas antes, normal. Solicitou analgesia e foi submetida à peridural. Logo em seguida, a CTG é instalada: este é o momento em que a simulação começa. Idade gestacional: 39 semanas. A gestante refere tontura leve; não há sangramento vaginal nem dor abdominal.</w:t>
             </w:r>
           </w:p>
         </w:tc>
@@ -2302,7 +2267,7 @@
                 <w:color w:val="FFFFFF"/>
                 <w:sz w:val="19"/>
               </w:rPr>
-              <w:t>Dados sugeridos (*)</w:t>
+              <w:t>Dados do cenário</w:t>
             </w:r>
           </w:p>
         </w:tc>
@@ -2434,7 +2399,7 @@
               <w:rPr>
                 <w:sz w:val="19"/>
               </w:rPr>
-              <w:t>Gestante com tontura/palidez; PA queda importante em relação ao basal</w:t>
+              <w:t>Gestante refere tontura leve, sem sangramento nem dor abdominal; PA com queda importante em relação ao basal</w:t>
             </w:r>
           </w:p>
         </w:tc>
@@ -2592,7 +2557,7 @@
           <w:i/>
           <w:sz w:val="17"/>
         </w:rPr>
-        <w:t>Figura. Traçado simulado, papel a 1 cm/min: linha de base ~140 bpm, desaceleração prolongada de 7 minutos (nadir ~80 bpm) e retorno à linha de base. A atividade uterina é ilustrativa (*).</w:t>
+        <w:t>Figura. Traçado simulado, papel a 1 cm/min: linha de base ~140 bpm, desaceleração prolongada de 7 minutos (nadir ~80 bpm) e retorno à linha de base. A atividade uterina é ilustrativa.</w:t>
       </w:r>
     </w:p>
     <w:p>
@@ -2709,7 +2674,7 @@
               <w:rPr>
                 <w:sz w:val="19"/>
               </w:rPr>
-              <w:t>Descartar causas que exigem parto imediato (prolapso de cordão, rotura uterina, descolamento placentário, descompensação materna) (Eller e Esplin, 2020; Passo 1).</w:t>
+              <w:t>Descartar causas que exigem parto imediato (prolapso de cordão, rotura uterina, descolamento placentário, descompensação materna) (Eller e Esplin, 2020; Passo 1). A ausência de sangramento e de dor abdominal torna menos provável o descolamento, mas não o exclui.</w:t>
             </w:r>
           </w:p>
         </w:tc>
